--- a/templates/W3-62-26A-2.docx
+++ b/templates/W3-62-26A-2.docx
@@ -126,7 +126,7 @@
         <w:rPr>
           <w:rFonts w:ascii="標楷體" w:eastAsia="標楷體" w:hAnsi="標楷體" w:hint="eastAsia"/>
         </w:rPr>
-        <w:t xml:space="preserve">□初檢  □複檢</w:t>
+        <w:t xml:space="preserve">{{FIRSTCK}}初檢  {{RECK}}複檢</w:t>
       </w:r>
     </w:p>
     <w:tbl>

--- a/templates/W3-62-26A-2.docx
+++ b/templates/W3-62-26A-2.docx
@@ -72,16 +72,16 @@
         <w:rPr>
           <w:rFonts w:ascii="標楷體" w:eastAsia="標楷體" w:hAnsi="標楷體" w:hint="eastAsia"/>
           <w:b/>
-          <w:sz w:val="28"/>
-          <w:szCs w:val="28"/>
+          <w:sz w:val="24"/>
+          <w:szCs w:val="24"/>
         </w:rPr>
       </w:pPr>
       <w:r>
         <w:rPr>
           <w:rFonts w:ascii="標楷體" w:eastAsia="標楷體" w:hAnsi="標楷體" w:hint="eastAsia"/>
           <w:b/>
-          <w:sz w:val="28"/>
-          <w:szCs w:val="28"/>
+          <w:sz w:val="24"/>
+          <w:szCs w:val="24"/>
         </w:rPr>
         <w:t xml:space="preserve">({{ORG}}) 高壓氣體特定設備</w:t>
       </w:r>
@@ -90,8 +90,8 @@
           <w:rFonts w:ascii="標楷體" w:eastAsia="標楷體" w:hAnsi="標楷體" w:hint="eastAsia"/>
           <w:b/>
           <w:spacing w:val="10"/>
-          <w:sz w:val="28"/>
-          <w:szCs w:val="28"/>
+          <w:sz w:val="24"/>
+          <w:szCs w:val="24"/>
         </w:rPr>
         <w:t xml:space="preserve">（覆土式儲槽) </w:t>
       </w:r>
@@ -99,8 +99,8 @@
         <w:rPr>
           <w:rFonts w:ascii="標楷體" w:eastAsia="標楷體" w:hAnsi="標楷體" w:hint="eastAsia"/>
           <w:b/>
-          <w:sz w:val="28"/>
-          <w:szCs w:val="28"/>
+          <w:sz w:val="24"/>
+          <w:szCs w:val="24"/>
         </w:rPr>
         <w:t>定期檢查結果及會談紀錄</w:t>
       </w:r>

--- a/templates/W3-62-26A-2.docx
+++ b/templates/W3-62-26A-2.docx
@@ -83,7 +83,7 @@
           <w:sz w:val="24"/>
           <w:szCs w:val="24"/>
         </w:rPr>
-        <w:t xml:space="preserve">({{ORG}}) 高壓氣體特定設備</w:t>
+        <w:t xml:space="preserve">{{ORG}} 高壓氣體特定設備</w:t>
       </w:r>
       <w:r>
         <w:rPr>
